--- a/LLM_and_Enterprise_RAG_Bootcamp/Lab_Walkthroughs/Week_06_Lab_A_advanced_prompting_with_co_star_and_metaprompting.docx
+++ b/LLM_and_Enterprise_RAG_Bootcamp/Lab_Walkthroughs/Week_06_Lab_A_advanced_prompting_with_co_star_and_metaprompting.docx
@@ -155,6 +155,456 @@
           <w:sz w:val="22"/>
         </w:rPr>
         <w:t>Identify what metaprompting changed and why.</w:t>
+      </w:r>
+    </w:p>
+    <w:p>
+      <w:r>
+        <w:rPr>
+          <w:b/>
+          <w:color w:val="1E2761"/>
+          <w:sz w:val="32"/>
+        </w:rPr>
+        <w:t>Starter Code</w:t>
+      </w:r>
+    </w:p>
+    <w:p>
+      <w:r>
+        <w:rPr>
+          <w:color w:val="333333"/>
+          <w:sz w:val="22"/>
+        </w:rPr>
+        <w:t>Copy this into the lab workspace and fill in the marked sections.</w:t>
+      </w:r>
+    </w:p>
+    <w:p>
+      <w:pPr>
+        <w:spacing w:after="0" w:before="0"/>
+      </w:pPr>
+      <w:r>
+        <w:rPr>
+          <w:rFonts w:ascii="Consolas" w:hAnsi="Consolas"/>
+          <w:color w:val="101010"/>
+          <w:sz w:val="18"/>
+        </w:rPr>
+        <w:t>BASELINE = '''</w:t>
+      </w:r>
+    </w:p>
+    <w:p>
+      <w:pPr>
+        <w:spacing w:after="0" w:before="0"/>
+      </w:pPr>
+      <w:r>
+        <w:rPr>
+          <w:rFonts w:ascii="Consolas" w:hAnsi="Consolas"/>
+          <w:color w:val="101010"/>
+          <w:sz w:val="18"/>
+        </w:rPr>
+        <w:t># CONTEXT: You classify internal support tickets for an IT helpdesk.</w:t>
+      </w:r>
+    </w:p>
+    <w:p>
+      <w:pPr>
+        <w:spacing w:after="0" w:before="0"/>
+      </w:pPr>
+      <w:r>
+        <w:rPr>
+          <w:rFonts w:ascii="Consolas" w:hAnsi="Consolas"/>
+          <w:color w:val="101010"/>
+          <w:sz w:val="18"/>
+        </w:rPr>
+        <w:t># OBJECTIVE: Assign exactly one of 7 categories: {categories}.</w:t>
+      </w:r>
+    </w:p>
+    <w:p>
+      <w:pPr>
+        <w:spacing w:after="0" w:before="0"/>
+      </w:pPr>
+      <w:r>
+        <w:rPr>
+          <w:rFonts w:ascii="Consolas" w:hAnsi="Consolas"/>
+          <w:color w:val="101010"/>
+          <w:sz w:val="18"/>
+        </w:rPr>
+        <w:t># STYLE: Output only the category name.</w:t>
+      </w:r>
+    </w:p>
+    <w:p>
+      <w:pPr>
+        <w:spacing w:after="0" w:before="0"/>
+      </w:pPr>
+      <w:r>
+        <w:rPr>
+          <w:rFonts w:ascii="Consolas" w:hAnsi="Consolas"/>
+          <w:color w:val="101010"/>
+          <w:sz w:val="18"/>
+        </w:rPr>
+        <w:t># TONE: Neutral.</w:t>
+      </w:r>
+    </w:p>
+    <w:p>
+      <w:pPr>
+        <w:spacing w:after="0" w:before="0"/>
+      </w:pPr>
+      <w:r>
+        <w:rPr>
+          <w:rFonts w:ascii="Consolas" w:hAnsi="Consolas"/>
+          <w:color w:val="101010"/>
+          <w:sz w:val="18"/>
+        </w:rPr>
+        <w:t># AUDIENCE: A routing system that parses your output.</w:t>
+      </w:r>
+    </w:p>
+    <w:p>
+      <w:pPr>
+        <w:spacing w:after="0" w:before="0"/>
+      </w:pPr>
+      <w:r>
+        <w:rPr>
+          <w:rFonts w:ascii="Consolas" w:hAnsi="Consolas"/>
+          <w:color w:val="101010"/>
+          <w:sz w:val="18"/>
+        </w:rPr>
+        <w:t># RESPONSE: One line, no punctuation.</w:t>
+      </w:r>
+    </w:p>
+    <w:p>
+      <w:pPr>
+        <w:spacing w:after="0" w:before="0"/>
+      </w:pPr>
+      <w:r>
+        <w:rPr>
+          <w:rFonts w:ascii="Consolas" w:hAnsi="Consolas"/>
+          <w:color w:val="101010"/>
+          <w:sz w:val="18"/>
+        </w:rPr>
+        <w:t>Ticket: {ticket}</w:t>
+      </w:r>
+    </w:p>
+    <w:p>
+      <w:pPr>
+        <w:spacing w:after="0" w:before="0"/>
+      </w:pPr>
+      <w:r>
+        <w:rPr>
+          <w:rFonts w:ascii="Consolas" w:hAnsi="Consolas"/>
+          <w:color w:val="101010"/>
+          <w:sz w:val="18"/>
+        </w:rPr>
+        <w:t>Category:'''</w:t>
+      </w:r>
+    </w:p>
+    <w:p>
+      <w:pPr>
+        <w:spacing w:after="0" w:before="0"/>
+      </w:pPr>
+      <w:r>
+        <w:rPr>
+          <w:rFonts w:ascii="Consolas" w:hAnsi="Consolas"/>
+          <w:color w:val="101010"/>
+          <w:sz w:val="18"/>
+        </w:rPr>
+        <w:t xml:space="preserve"> </w:t>
+      </w:r>
+    </w:p>
+    <w:p>
+      <w:pPr>
+        <w:spacing w:after="0" w:before="0"/>
+      </w:pPr>
+      <w:r>
+        <w:rPr>
+          <w:rFonts w:ascii="Consolas" w:hAnsi="Consolas"/>
+          <w:color w:val="101010"/>
+          <w:sz w:val="18"/>
+        </w:rPr>
+        <w:t>CRITIQUE = '''You are a prompt engineer. Here is a prompt and 10</w:t>
+      </w:r>
+    </w:p>
+    <w:p>
+      <w:pPr>
+        <w:spacing w:after="0" w:before="0"/>
+      </w:pPr>
+      <w:r>
+        <w:rPr>
+          <w:rFonts w:ascii="Consolas" w:hAnsi="Consolas"/>
+          <w:color w:val="101010"/>
+          <w:sz w:val="18"/>
+        </w:rPr>
+        <w:t>examples it misclassified. Diagnose the failure pattern and rewrite</w:t>
+      </w:r>
+    </w:p>
+    <w:p>
+      <w:pPr>
+        <w:spacing w:after="0" w:before="0"/>
+      </w:pPr>
+      <w:r>
+        <w:rPr>
+          <w:rFonts w:ascii="Consolas" w:hAnsi="Consolas"/>
+          <w:color w:val="101010"/>
+          <w:sz w:val="18"/>
+        </w:rPr>
+        <w:t>the prompt. Keep the CO-STAR structure and the output contract.</w:t>
+      </w:r>
+    </w:p>
+    <w:p>
+      <w:pPr>
+        <w:spacing w:after="0" w:before="0"/>
+      </w:pPr>
+      <w:r>
+        <w:rPr>
+          <w:rFonts w:ascii="Consolas" w:hAnsi="Consolas"/>
+          <w:color w:val="101010"/>
+          <w:sz w:val="18"/>
+        </w:rPr>
+        <w:t>PROMPT:\n{prompt}\nFAILURES:\n{failures}\nRewritten prompt:'''</w:t>
+      </w:r>
+    </w:p>
+    <w:p>
+      <w:pPr>
+        <w:spacing w:after="0" w:before="0"/>
+      </w:pPr>
+      <w:r>
+        <w:rPr>
+          <w:rFonts w:ascii="Consolas" w:hAnsi="Consolas"/>
+          <w:color w:val="101010"/>
+          <w:sz w:val="18"/>
+        </w:rPr>
+        <w:t xml:space="preserve"> </w:t>
+      </w:r>
+    </w:p>
+    <w:p>
+      <w:pPr>
+        <w:spacing w:after="0" w:before="0"/>
+      </w:pPr>
+      <w:r>
+        <w:rPr>
+          <w:rFonts w:ascii="Consolas" w:hAnsi="Consolas"/>
+          <w:color w:val="101010"/>
+          <w:sz w:val="18"/>
+        </w:rPr>
+        <w:t>def accuracy(prompt, dataset):</w:t>
+      </w:r>
+    </w:p>
+    <w:p>
+      <w:pPr>
+        <w:spacing w:after="0" w:before="0"/>
+      </w:pPr>
+      <w:r>
+        <w:rPr>
+          <w:rFonts w:ascii="Consolas" w:hAnsi="Consolas"/>
+          <w:color w:val="101010"/>
+          <w:sz w:val="18"/>
+        </w:rPr>
+        <w:t xml:space="preserve">    hits = sum(llm(prompt.format(categories=CATS, ticket=t)) == y</w:t>
+      </w:r>
+    </w:p>
+    <w:p>
+      <w:pPr>
+        <w:spacing w:after="0" w:before="0"/>
+      </w:pPr>
+      <w:r>
+        <w:rPr>
+          <w:rFonts w:ascii="Consolas" w:hAnsi="Consolas"/>
+          <w:color w:val="101010"/>
+          <w:sz w:val="18"/>
+        </w:rPr>
+        <w:t xml:space="preserve">               for t, y in dataset)</w:t>
+      </w:r>
+    </w:p>
+    <w:p>
+      <w:pPr>
+        <w:spacing w:after="0" w:before="0"/>
+      </w:pPr>
+      <w:r>
+        <w:rPr>
+          <w:rFonts w:ascii="Consolas" w:hAnsi="Consolas"/>
+          <w:color w:val="101010"/>
+          <w:sz w:val="18"/>
+        </w:rPr>
+        <w:t xml:space="preserve">    return hits / len(dataset)</w:t>
+      </w:r>
+    </w:p>
+    <w:p>
+      <w:pPr>
+        <w:spacing w:after="0" w:before="0"/>
+      </w:pPr>
+      <w:r>
+        <w:rPr>
+          <w:rFonts w:ascii="Consolas" w:hAnsi="Consolas"/>
+          <w:color w:val="101010"/>
+          <w:sz w:val="18"/>
+        </w:rPr>
+        <w:t xml:space="preserve"> </w:t>
+      </w:r>
+    </w:p>
+    <w:p>
+      <w:pPr>
+        <w:spacing w:after="0" w:before="0"/>
+      </w:pPr>
+      <w:r>
+        <w:rPr>
+          <w:rFonts w:ascii="Consolas" w:hAnsi="Consolas"/>
+          <w:color w:val="101010"/>
+          <w:sz w:val="18"/>
+        </w:rPr>
+        <w:t>prompt = BASELINE</w:t>
+      </w:r>
+    </w:p>
+    <w:p>
+      <w:pPr>
+        <w:spacing w:after="0" w:before="0"/>
+      </w:pPr>
+      <w:r>
+        <w:rPr>
+          <w:rFonts w:ascii="Consolas" w:hAnsi="Consolas"/>
+          <w:color w:val="101010"/>
+          <w:sz w:val="18"/>
+        </w:rPr>
+        <w:t>for round_num in range(3):</w:t>
+      </w:r>
+    </w:p>
+    <w:p>
+      <w:pPr>
+        <w:spacing w:after="0" w:before="0"/>
+      </w:pPr>
+      <w:r>
+        <w:rPr>
+          <w:rFonts w:ascii="Consolas" w:hAnsi="Consolas"/>
+          <w:color w:val="101010"/>
+          <w:sz w:val="18"/>
+        </w:rPr>
+        <w:t xml:space="preserve">    acc = accuracy(prompt, dev_set)</w:t>
+      </w:r>
+    </w:p>
+    <w:p>
+      <w:pPr>
+        <w:spacing w:after="0" w:before="0"/>
+      </w:pPr>
+      <w:r>
+        <w:rPr>
+          <w:rFonts w:ascii="Consolas" w:hAnsi="Consolas"/>
+          <w:color w:val="101010"/>
+          <w:sz w:val="18"/>
+        </w:rPr>
+        <w:t xml:space="preserve">    fails = sample_failures(prompt, dev_set, n=10)</w:t>
+      </w:r>
+    </w:p>
+    <w:p>
+      <w:pPr>
+        <w:spacing w:after="0" w:before="0"/>
+      </w:pPr>
+      <w:r>
+        <w:rPr>
+          <w:rFonts w:ascii="Consolas" w:hAnsi="Consolas"/>
+          <w:color w:val="101010"/>
+          <w:sz w:val="18"/>
+        </w:rPr>
+        <w:t xml:space="preserve">    print(f'round {round_num}: dev accuracy {acc:.3f}')</w:t>
+      </w:r>
+    </w:p>
+    <w:p>
+      <w:pPr>
+        <w:spacing w:after="0" w:before="0"/>
+      </w:pPr>
+      <w:r>
+        <w:rPr>
+          <w:rFonts w:ascii="Consolas" w:hAnsi="Consolas"/>
+          <w:color w:val="101010"/>
+          <w:sz w:val="18"/>
+        </w:rPr>
+        <w:t xml:space="preserve">    prompt = llm(CRITIQUE.format(prompt=prompt, failures=fails))</w:t>
+      </w:r>
+    </w:p>
+    <w:p>
+      <w:pPr>
+        <w:spacing w:after="0" w:before="0"/>
+      </w:pPr>
+      <w:r>
+        <w:rPr>
+          <w:rFonts w:ascii="Consolas" w:hAnsi="Consolas"/>
+          <w:color w:val="101010"/>
+          <w:sz w:val="18"/>
+        </w:rPr>
+        <w:t># TODO: report final accuracy on the frozen test set, not dev</w:t>
+      </w:r>
+    </w:p>
+    <w:p>
+      <w:pPr>
+        <w:spacing w:after="0" w:before="0"/>
+      </w:pPr>
+      <w:r>
+        <w:rPr>
+          <w:rFonts w:ascii="Consolas" w:hAnsi="Consolas"/>
+          <w:color w:val="101010"/>
+          <w:sz w:val="18"/>
+        </w:rPr>
+        <w:t xml:space="preserve"> </w:t>
+      </w:r>
+    </w:p>
+    <w:p>
+      <w:r>
+        <w:rPr>
+          <w:b/>
+          <w:color w:val="1E2761"/>
+          <w:sz w:val="32"/>
+        </w:rPr>
+        <w:t>Verification Checks</w:t>
+      </w:r>
+    </w:p>
+    <w:p>
+      <w:r>
+        <w:rPr>
+          <w:color w:val="333333"/>
+          <w:sz w:val="22"/>
+        </w:rPr>
+        <w:t>Run these before submitting. Each check catches a frequent failure.</w:t>
+      </w:r>
+    </w:p>
+    <w:p>
+      <w:pPr>
+        <w:pStyle w:val="ListBullet"/>
+      </w:pPr>
+      <w:r>
+        <w:rPr>
+          <w:color w:val="333333"/>
+          <w:sz w:val="22"/>
+        </w:rPr>
+        <w:t>The baseline prompt yields a parseable single-line category for all dev examples.</w:t>
+      </w:r>
+    </w:p>
+    <w:p>
+      <w:pPr>
+        <w:pStyle w:val="ListBullet"/>
+      </w:pPr>
+      <w:r>
+        <w:rPr>
+          <w:color w:val="333333"/>
+          <w:sz w:val="22"/>
+        </w:rPr>
+        <w:t>Dev accuracy is logged for every metaprompting round (3 rounds minimum).</w:t>
+      </w:r>
+    </w:p>
+    <w:p>
+      <w:pPr>
+        <w:pStyle w:val="ListBullet"/>
+      </w:pPr>
+      <w:r>
+        <w:rPr>
+          <w:color w:val="333333"/>
+          <w:sz w:val="22"/>
+        </w:rPr>
+        <w:t>Final comparison uses the frozen test split, never the dev set the critique loop saw.</w:t>
+      </w:r>
+    </w:p>
+    <w:p>
+      <w:pPr>
+        <w:pStyle w:val="ListBullet"/>
+      </w:pPr>
+      <w:r>
+        <w:rPr>
+          <w:color w:val="333333"/>
+          <w:sz w:val="22"/>
+        </w:rPr>
+        <w:t>The writeup names the concrete change metaprompting made (e.g. added boundary rules between two confusable classes).</w:t>
       </w:r>
     </w:p>
     <w:p>
@@ -518,6 +968,7 @@
       </w:r>
     </w:p>
     <w:sectPr>
+      <w:footerReference w:type="default" r:id="rId9"/>
       <w:pgSz w:w="12240" w:h="15840"/>
       <w:pgMar w:top="1152" w:right="1296" w:bottom="1152" w:left="1296" w:header="720" w:footer="720" w:gutter="0"/>
       <w:cols w:space="720"/>
@@ -525,6 +976,25 @@
     </w:sectPr>
   </w:body>
 </w:document>
+</file>
+
+<file path=word/footer1.xml><?xml version="1.0" encoding="utf-8"?>
+<w:ftr xmlns:m="http://schemas.openxmlformats.org/officeDocument/2006/math" xmlns:mc="http://schemas.openxmlformats.org/markup-compatibility/2006" xmlns:mo="http://schemas.microsoft.com/office/mac/office/2008/main" xmlns:mv="urn:schemas-microsoft-com:mac:vml" xmlns:o="urn:schemas-microsoft-com:office:office" xmlns:r="http://schemas.openxmlformats.org/officeDocument/2006/relationships" xmlns:v="urn:schemas-microsoft-com:vml" xmlns:w10="urn:schemas-microsoft-com:office:word" xmlns:w14="http://schemas.microsoft.com/office/word/2010/wordml" xmlns:w="http://schemas.openxmlformats.org/wordprocessingml/2006/main" xmlns:wne="http://schemas.microsoft.com/office/word/2006/wordml" xmlns:wp14="http://schemas.microsoft.com/office/word/2010/wordprocessingDrawing" xmlns:wp="http://schemas.openxmlformats.org/drawingml/2006/wordprocessingDrawing" xmlns:wpc="http://schemas.microsoft.com/office/word/2010/wordprocessingCanvas" xmlns:wpg="http://schemas.microsoft.com/office/word/2010/wordprocessingGroup" xmlns:wpi="http://schemas.microsoft.com/office/word/2010/wordprocessingInk" xmlns:wps="http://schemas.microsoft.com/office/word/2010/wordprocessingShape" mc:Ignorable="w14 wp14">
+  <w:p>
+    <w:pPr>
+      <w:pStyle w:val="Footer"/>
+      <w:jc w:val="center"/>
+    </w:pPr>
+    <w:r>
+      <w:rPr>
+        <w:rFonts w:ascii="Calibri" w:hAnsi="Calibri"/>
+        <w:color w:val="333333"/>
+        <w:sz w:val="18"/>
+      </w:rPr>
+      <w:t>© 2026 Proxiant Academy | info@proxiant.com | proxiant.ai/training</w:t>
+    </w:r>
+  </w:p>
+</w:ftr>
 </file>
 
 <file path=word/numbering.xml><?xml version="1.0" encoding="utf-8"?>
